--- a/example_articles/countries/Israel/6.countries_Israel_Other_publisher.docx
+++ b/example_articles/countries/Israel/6.countries_Israel_Other_publisher.docx
@@ -7,9 +7,7 @@
         <w:pStyle w:val="Heading1"/>
       </w:pPr>
       <w:r>
-        <w:t>Palestinian bomber kills five Israelis;</w:t>
-        <w:br/>
-        <w:t>The man blew himself up at a crowded market. Islamic Jihad said it was an act of vengeance.</w:t>
+        <w:t>BARAK PREPARES TO ASSEMBLE BROAD COALITION / LABORIOUS NEGOTIATIONS SEEM LIKELY TO RESULT IN A VOTING / BLOC COMPRISING NEARLY TWO-THIRDS OF ISRAEL'S PARLIAMENT.</w:t>
       </w:r>
     </w:p>
     <w:p>
@@ -19,7 +17,7 @@
     </w:p>
     <w:p>
       <w:r>
-        <w:t>Date: 2005-10-27</w:t>
+        <w:t>Date: 1999-06-21</w:t>
       </w:r>
     </w:p>
     <w:p>
@@ -29,7 +27,7 @@
     </w:p>
     <w:p>
       <w:r>
-        <w:t>Source file: Other publishers/Files (500) (18).DOCX</w:t>
+        <w:t>Source file: Other publishers/Files (500) (23).DOCX</w:t>
       </w:r>
     </w:p>
     <w:p>
@@ -51,43 +49,47 @@
     </w:p>
     <w:p>
       <w:r>
-        <w:t>The bloodied body of a man in his 50s lay on the ground among scattered fruits and mangled metal shards. High above the open-air market, a section of a falafel stand's metal roof hung from a eucalyptus tree.</w:t>
+        <w:t>Israeli Prime Minister-elect Ehud Barak is poised to get the coalition government he wants after four laborious weeks of internal negotiations that at times confounded even his closest supporters.</w:t>
         <w:br/>
-        <w:t>It was the deadliest attack in Israel in more than three months and had an immediate effect on the rapidly eroding relations between Israel and the Palestinian Authority.</w:t>
+        <w:t>Barak's One Israel team announced yesterday that it has guidelines ready for a multiparty voting bloc that it expects to comprise at least 77 of the 120 members of Israel's parliament, the Knesset. That would be a governing coalition with a much larger majority than was held by outgoing Likud Prime Minister Benjamin Netanyahu or his Labor Party predecessor, the late Yitzhak Rabin.</w:t>
         <w:br/>
-        <w:t>A 20-year-old Palestinian blacksmith blew himself up at the falafel stand in the central Israeli town of Hadera yesterday, killing five Israelis, wounding more than 30, and destroying a section of the open-air market.</w:t>
+        <w:t>Although Barak won a clear majority as prime minister, reconciling the demands and personalities of the 15 parties that sit in the new parliament was a puzzle as challenging as a Rubik's cube. But Barak stood his ground for a broad coalition of secular and religious Jews, which should stand a better chance than the previous two governments of being able to move forward on peace with Israel's Arab neighbors and to begin to heal social rifts within Israel.</w:t>
         <w:br/>
-        <w:t>Islamic Jihad claimed responsibility for the bombing, saying the attack was to avenge the killing of its West Bank leader by Israeli forces this week.</w:t>
+        <w:t>The party agreements could still change before Barak, the former army chief of staff who was elected May 17, takes office in early July. And except for declaring that he intends to hold on to the defense portfolio for himself, the incoming prime minister has been mum on who his key ministers will be.</w:t>
         <w:br/>
-        <w:t>The bomber struck while the market was bustling a day after being closed for the Jewish holiday of Simchat Torah. Rescue workers later covered bodies with blankets, walking on pools of blood and shattered glass.</w:t>
+        <w:t>So the identity of the all-important foreign minister remains a mystery, although early fears that it might be Likud heavyweight Ariel Sharon are moot, because it looks as if Likud will not be in the government. And the Interior Ministry, with important jurisdiction over matters such as municipal funding and citizenship, will almost certainly go to Natan Sharansky's Israel B'Aliya, a party of Russian immigrants.</w:t>
         <w:br/>
-        <w:t>Jack Weinberg, a Brooklyn-born psychologist in Hadera, arrived at the scene shortly after the blast and saw the wreckage of a car. "If this could happen to a car which is made of metal, I was afraid of what it could do to a person," he said.</w:t>
+        <w:t>The breakthrough in Barak's coalition negotiations came last week when Rabbi Aryeh Deri resigned as leader of the Shas Party, a Sephardic and Orthodox political group that has broad support among working-class Jews with roots in the Middle East.</w:t>
         <w:br/>
-        <w:t>Then Weinberg saw a dismembered body with its face still intact. "It was the most frightening thing," he said.</w:t>
+        <w:t>Barak had said Shas would be invited into the cabinet only if it dumped Deri, who was sentenced this spring to four years in jail on corruption charges.</w:t>
         <w:br/>
-        <w:t>Hadera is a Jewish working-class city of 75,000. Many of its residents are North African immigrants and their descendants, alongside newer arrivals from the former Soviet Union.</w:t>
+        <w:t>Now, the main stumbling block for both Shas and the smaller United Torah Judaism Party is Barak's campaign promise to draft ultra-Orthodox youth into the army, ending their decades-long exemption from military service. That, too, is expected to be solved by a compromise this week.</w:t>
         <w:br/>
-        <w:t>The attack came hours after Iran's state-run media reported comments from Iranian President Mahmoud Ahmadinejad calling for Israel to be "wiped off the map" and saying a new wave of Palestinian attacks would destroy the Jewish state.</w:t>
+        <w:t>The inclusion of Shas, which is more moderate on the peace process than Likud, is a clear sign of Barak's agenda, political scientist Susan Hattis Rolef said.</w:t>
         <w:br/>
-        <w:t>Recalling Iran's history of support for Islamic Jihad, Israeli Foreign Ministry spokesman Mark Regev criticized both Ahmadinejad's statement and another from Mahmoud Zahar, a Hamas leader in the Gaza Strip who threatened more violence against Israel.</w:t>
+        <w:t>"His first priority is progress in the peace process," she said. "Barak is a no-nonsense man, not a trickster. You don't see much, but what you see is what you get."</w:t>
         <w:br/>
-        <w:t>"Today, Israelis heard two extremists speak openly about destroying the Jewish state," Regev told the Associated Press. "One was the new president of Iran, and the other was the leader of Hamas, Mahmoud Zahar. And it appears the problem with these extremists is that they followed through on their violent declarations with violent actions."</w:t>
+        <w:t>After weeks of saying little in public, Barak's steely confidence was on display in an interview published over the weekend in the newspaper Haaretz. In it, he pledged to build a 30-mile raised highway joining the Palestinian-controlled parts of the West Bank and Gaza Strip. The so-called safe-passage route is feared by rightist Israeli politicians as representing a step toward a Palestinian state.</w:t>
         <w:br/>
-        <w:t>White House spokesman Scott McClellan condemned the bombing and called on the Palestinian leadership to crack down.</w:t>
+        <w:t>"There is no more to be said. It will happen," Barak said about the road, citing a similar bridge-highway he had seen in Miami. "These are necessities of life. Will I do it? For sure."</w:t>
         <w:br/>
-        <w:t>"The Palestinian Authority needs to do more to end the violence and prevent terrorist attacks from being carried out," he said. "The terrorist attacks that take place only undermine the leadership of President Abbas and undermine his principle of one authority, one law, one gun."</w:t>
+        <w:t>Barak also voiced his view that Israel is strong enough to negotiate a secure peace with the Palestinians, Syria and Lebanon.</w:t>
         <w:br/>
-        <w:t>Palestinian leader Mahmoud Abbas, in a speech before parliament, lashed out at the extremists, saying they had no right to violate a February cease-fire. "No one has the right to respond here and there, unilaterally," he said.</w:t>
+        <w:t>"This is a very cruel neighborhood," Barak said. "Netanyahu likened us to carp among barracudas in an aquarium. I say we are more like an enlightened killer whale: If it is not angered, it doesn't attack and devour for no reason."</w:t>
         <w:br/>
-        <w:t>Later, Abbas condemned the suicide attack, saying: "It harms Palestinian interests and could widen the cycle of violence, chaos, extremism and bloodshed."</w:t>
+        <w:t>Barak said that he has made a point of avoiding the "tough-guy posturing and arm-twisting" of Netanyahu's coalition-building period before taking office in 1996, and that he learned from Rabin's experience not to rush into a narrow government.</w:t>
         <w:br/>
-        <w:t>"It is not permitted for anyone to take the law into their hands," he said.</w:t>
         <w:br/>
-        <w:t>In a phone call to the AP, Islamic Jihad said the bombing was to avenge the killing of Luay Saadi, leader of the group's military wing in the West Bank. Saadi died in a shoot-out with Israeli soldiers Monday.</w:t>
+        <w:t>Graphic</w:t>
         <w:br/>
-        <w:t>In its first move after the Hadera attack, Israel canceled a scheduled meeting yesterday between the Israeli and Palestinian communications ministers.</w:t>
         <w:br/>
-        <w:t>Israeli officials blamed Abbas' government for failing to control extremists. "The Palestinian Authority talks but doesn't do anything," Internal Security Minister Gideon Ezra told Israel Radio.</w:t>
+        <w:t xml:space="preserve"> </w:t>
+        <w:br/>
+        <w:t>PHOTOJERUSALEM;</w:t>
+        <w:br/>
+        <w:t>PHOTO</w:t>
+        <w:br/>
+        <w:t>Ehud Barak, Israel's prime minister-elect, will install his government in July. (Associated Press)</w:t>
       </w:r>
     </w:p>
     <w:sectPr>
